--- a/納品レポート/ホテル別レポート/コンフォートホテルERA東京東神田_口コミ分析改善レポート.docx
+++ b/納品レポート/ホテル別レポート/コンフォートホテルERA東京東神田_口コミ分析改善レポート.docx
@@ -81,7 +81,7 @@
           <w:sz w:val="22"/>
           <w:szCs w:val="22"/>
         </w:rPr>
-        <w:t xml:space="preserve">分析対象期間：2025年12月〜2026年3月</w:t>
+        <w:t xml:space="preserve">分析対象期間：2025年12月〜2026年4月</w:t>
       </w:r>
     </w:p>
     <w:p>
@@ -96,7 +96,7 @@
           <w:sz w:val="22"/>
           <w:szCs w:val="22"/>
         </w:rPr>
-        <w:t xml:space="preserve">レビュー総数：125件（重複除外後）</w:t>
+        <w:t xml:space="preserve">レビュー総数：67件（重複除外後）</w:t>
       </w:r>
     </w:p>
     <w:p>
@@ -131,7 +131,7 @@
           <w:sz w:val="20"/>
           <w:szCs w:val="20"/>
         </w:rPr>
-        <w:t xml:space="preserve">作成日：2026年4月3日</w:t>
+        <w:t xml:space="preserve">作成日：2026年4月12日</w:t>
       </w:r>
     </w:p>
     <w:p>
@@ -189,7 +189,7 @@
           <w:sz w:val="21"/>
           <w:szCs w:val="21"/>
         </w:rPr>
-        <w:t xml:space="preserve">2025年12月〜2026年3月に各OTAサイト・口コミサイトに投稿された125件のレビューを包括的に分析しました。以下が主要な発見事項です。</w:t>
+        <w:t xml:space="preserve">2025年12月〜2026年4月に各OTAサイト・口コミサイトに投稿された67件のレビューを包括的に分析しました。以下が主要な発見事項です。</w:t>
       </w:r>
     </w:p>
     <w:p>
@@ -261,7 +261,7 @@
                 <w:sz w:val="36"/>
                 <w:szCs w:val="36"/>
               </w:rPr>
-              <w:t xml:space="preserve">8.93</w:t>
+              <w:t xml:space="preserve">8.78</w:t>
             </w:r>
           </w:p>
         </w:tc>
@@ -310,7 +310,7 @@
                 <w:sz w:val="36"/>
                 <w:szCs w:val="36"/>
               </w:rPr>
-              <w:t xml:space="preserve">87.2%</w:t>
+              <w:t xml:space="preserve">88.1%</w:t>
             </w:r>
           </w:p>
         </w:tc>
@@ -359,7 +359,7 @@
                 <w:sz w:val="36"/>
                 <w:szCs w:val="36"/>
               </w:rPr>
-              <w:t xml:space="preserve">4.0%</w:t>
+              <w:t xml:space="preserve">7.5%</w:t>
             </w:r>
           </w:p>
         </w:tc>
@@ -408,7 +408,7 @@
                 <w:sz w:val="36"/>
                 <w:szCs w:val="36"/>
               </w:rPr>
-              <w:t xml:space="preserve">125件</w:t>
+              <w:t xml:space="preserve">67件</w:t>
             </w:r>
           </w:p>
         </w:tc>
@@ -448,7 +448,7 @@
           <w:sz w:val="21"/>
           <w:szCs w:val="21"/>
         </w:rPr>
-        <w:t xml:space="preserve">コンフォートホテルERA東京東神田の総合評価は10点換算で8.93点となり、高評価率は87.2%です。全体的に高い評価を獲得しており、特に立地・アクセスが顧客に高く評価されています。</w:t>
+        <w:t xml:space="preserve">コンフォートホテルERA東京東神田の総合評価は10点換算で8.78点となり、高評価率は88.1%です。全体的に高い評価を獲得しており、特に立地・アクセスが顧客に高く評価されています。</w:t>
       </w:r>
     </w:p>
     <w:p>
@@ -542,7 +542,7 @@
                 <w:sz w:val="20"/>
                 <w:szCs w:val="20"/>
               </w:rPr>
-              <w:t xml:space="preserve">立地・アクセス（49件で言及）、部屋・設備（38件で言及）、スタッフ対応（29件で言及）</w:t>
+              <w:t xml:space="preserve">立地・アクセス（31件で言及）、部屋・設備（23件で言及）、スタッフ対応（18件で言及）</w:t>
             </w:r>
           </w:p>
           <w:p>
@@ -567,7 +567,7 @@
                 <w:sz w:val="20"/>
                 <w:szCs w:val="20"/>
               </w:rPr>
-              <w:t xml:space="preserve">朝食品質（4件）、清潔感（1件）、水回り（1件）</w:t>
+              <w:t xml:space="preserve">朝食品質（2件）、清潔感（1件）、水回り（1件）</w:t>
             </w:r>
           </w:p>
           <w:p>
@@ -987,7 +987,7 @@
                 <w:sz w:val="20"/>
                 <w:szCs w:val="20"/>
               </w:rPr>
-              <w:t xml:space="preserve">2</w:t>
+              <w:t xml:space="preserve">1</w:t>
             </w:r>
           </w:p>
         </w:tc>
@@ -1229,7 +1229,7 @@
                 <w:sz w:val="20"/>
                 <w:szCs w:val="20"/>
               </w:rPr>
-              <w:t xml:space="preserve">2</w:t>
+              <w:t xml:space="preserve">1</w:t>
             </w:r>
           </w:p>
         </w:tc>
@@ -1474,7 +1474,7 @@
                 <w:sz w:val="20"/>
                 <w:szCs w:val="20"/>
               </w:rPr>
-              <w:t xml:space="preserve">26</w:t>
+              <w:t xml:space="preserve">14</w:t>
             </w:r>
           </w:p>
         </w:tc>
@@ -1508,7 +1508,7 @@
                 <w:sz w:val="20"/>
                 <w:szCs w:val="20"/>
               </w:rPr>
-              <w:t xml:space="preserve">9.81</w:t>
+              <w:t xml:space="preserve">9.79</w:t>
             </w:r>
           </w:p>
         </w:tc>
@@ -1576,7 +1576,7 @@
                 <w:sz w:val="20"/>
                 <w:szCs w:val="20"/>
               </w:rPr>
-              <w:t xml:space="preserve">9.81</w:t>
+              <w:t xml:space="preserve">9.79</w:t>
             </w:r>
           </w:p>
         </w:tc>
@@ -1716,7 +1716,7 @@
                 <w:sz w:val="20"/>
                 <w:szCs w:val="20"/>
               </w:rPr>
-              <w:t xml:space="preserve">67</w:t>
+              <w:t xml:space="preserve">34</w:t>
             </w:r>
           </w:p>
         </w:tc>
@@ -1856,7 +1856,7 @@
                 <w:sz w:val="20"/>
                 <w:szCs w:val="20"/>
               </w:rPr>
-              <w:t xml:space="preserve">9.0</w:t>
+              <w:t xml:space="preserve">9.5</w:t>
             </w:r>
           </w:p>
         </w:tc>
@@ -1961,7 +1961,7 @@
                 <w:sz w:val="20"/>
                 <w:szCs w:val="20"/>
               </w:rPr>
-              <w:t xml:space="preserve">6</w:t>
+              <w:t xml:space="preserve">5</w:t>
             </w:r>
           </w:p>
         </w:tc>
@@ -1995,7 +1995,7 @@
                 <w:sz w:val="20"/>
                 <w:szCs w:val="20"/>
               </w:rPr>
-              <w:t xml:space="preserve">4.33</w:t>
+              <w:t xml:space="preserve">4.40</w:t>
             </w:r>
           </w:p>
         </w:tc>
@@ -2063,7 +2063,7 @@
                 <w:sz w:val="20"/>
                 <w:szCs w:val="20"/>
               </w:rPr>
-              <w:t xml:space="preserve">8.67</w:t>
+              <w:t xml:space="preserve">8.80</w:t>
             </w:r>
           </w:p>
         </w:tc>
@@ -2203,7 +2203,7 @@
                 <w:sz w:val="20"/>
                 <w:szCs w:val="20"/>
               </w:rPr>
-              <w:t xml:space="preserve">22</w:t>
+              <w:t xml:space="preserve">12</w:t>
             </w:r>
           </w:p>
         </w:tc>
@@ -2238,7 +2238,7 @@
                 <w:sz w:val="20"/>
                 <w:szCs w:val="20"/>
               </w:rPr>
-              <w:t xml:space="preserve">3.91</w:t>
+              <w:t xml:space="preserve">3.50</w:t>
             </w:r>
           </w:p>
         </w:tc>
@@ -2308,7 +2308,7 @@
                 <w:sz w:val="20"/>
                 <w:szCs w:val="20"/>
               </w:rPr>
-              <w:t xml:space="preserve">7.82</w:t>
+              <w:t xml:space="preserve">7.00</w:t>
             </w:r>
           </w:p>
         </w:tc>
@@ -2343,7 +2343,7 @@
                 <w:sz w:val="20"/>
                 <w:szCs w:val="20"/>
               </w:rPr>
-              <w:t xml:space="preserve">9.0</w:t>
+              <w:t xml:space="preserve">8.0</w:t>
             </w:r>
           </w:p>
         </w:tc>
@@ -2418,7 +2418,7 @@
           <w:sz w:val="21"/>
           <w:szCs w:val="21"/>
         </w:rPr>
-        <w:t xml:space="preserve">125件のレビューにおける評価分布を10点換算で分析しました。高評価（8-10点）が109件（87.2%）を占め、低評価（1-4点）が5件（4.0%）となっています。</w:t>
+        <w:t xml:space="preserve">67件のレビューにおける評価分布を10点換算で分析しました。高評価（8-10点）が59件（88.1%）を占め、低評価（1-4点）が5件（7.5%）となっています。</w:t>
       </w:r>
     </w:p>
     <w:p>
@@ -2653,7 +2653,7 @@
                 <w:sz w:val="20"/>
                 <w:szCs w:val="20"/>
               </w:rPr>
-              <w:t xml:space="preserve">72</w:t>
+              <w:t xml:space="preserve">39</w:t>
             </w:r>
           </w:p>
         </w:tc>
@@ -2688,7 +2688,7 @@
                 <w:sz w:val="20"/>
                 <w:szCs w:val="20"/>
               </w:rPr>
-              <w:t xml:space="preserve">57.6%</w:t>
+              <w:t xml:space="preserve">58.2%</w:t>
             </w:r>
           </w:p>
         </w:tc>
@@ -2726,7 +2726,7 @@
                 <w:sz w:val="18"/>
                 <w:szCs w:val="18"/>
               </w:rPr>
-              <w:t xml:space="preserve"> 72件</w:t>
+              <w:t xml:space="preserve"> 39件</w:t>
             </w:r>
           </w:p>
         </w:tc>
@@ -2798,7 +2798,7 @@
                 <w:sz w:val="20"/>
                 <w:szCs w:val="20"/>
               </w:rPr>
-              <w:t xml:space="preserve">15</w:t>
+              <w:t xml:space="preserve">4</w:t>
             </w:r>
           </w:p>
         </w:tc>
@@ -2833,7 +2833,7 @@
                 <w:sz w:val="20"/>
                 <w:szCs w:val="20"/>
               </w:rPr>
-              <w:t xml:space="preserve">12.0%</w:t>
+              <w:t xml:space="preserve">6.0%</w:t>
             </w:r>
           </w:p>
         </w:tc>
@@ -2861,7 +2861,7 @@
                 <w:sz w:val="20"/>
                 <w:szCs w:val="20"/>
               </w:rPr>
-              <w:t xml:space="preserve">████</w:t>
+              <w:t xml:space="preserve">██</w:t>
             </w:r>
             <w:r>
               <w:rPr>
@@ -2870,7 +2870,7 @@
                 <w:sz w:val="18"/>
                 <w:szCs w:val="18"/>
               </w:rPr>
-              <w:t xml:space="preserve"> 15件</w:t>
+              <w:t xml:space="preserve"> 4件</w:t>
             </w:r>
           </w:p>
         </w:tc>
@@ -2942,7 +2942,7 @@
                 <w:sz w:val="20"/>
                 <w:szCs w:val="20"/>
               </w:rPr>
-              <w:t xml:space="preserve">22</w:t>
+              <w:t xml:space="preserve">16</w:t>
             </w:r>
           </w:p>
         </w:tc>
@@ -2977,7 +2977,7 @@
                 <w:sz w:val="20"/>
                 <w:szCs w:val="20"/>
               </w:rPr>
-              <w:t xml:space="preserve">17.6%</w:t>
+              <w:t xml:space="preserve">23.9%</w:t>
             </w:r>
           </w:p>
         </w:tc>
@@ -3006,7 +3006,7 @@
                 <w:sz w:val="20"/>
                 <w:szCs w:val="20"/>
               </w:rPr>
-              <w:t xml:space="preserve">██████</w:t>
+              <w:t xml:space="preserve">████████</w:t>
             </w:r>
             <w:r>
               <w:rPr>
@@ -3015,7 +3015,7 @@
                 <w:sz w:val="18"/>
                 <w:szCs w:val="18"/>
               </w:rPr>
-              <w:t xml:space="preserve"> 22件</w:t>
+              <w:t xml:space="preserve"> 16件</w:t>
             </w:r>
           </w:p>
         </w:tc>
@@ -3087,7 +3087,7 @@
                 <w:sz w:val="20"/>
                 <w:szCs w:val="20"/>
               </w:rPr>
-              <w:t xml:space="preserve">7</w:t>
+              <w:t xml:space="preserve">3</w:t>
             </w:r>
           </w:p>
         </w:tc>
@@ -3122,7 +3122,7 @@
                 <w:sz w:val="20"/>
                 <w:szCs w:val="20"/>
               </w:rPr>
-              <w:t xml:space="preserve">5.6%</w:t>
+              <w:t xml:space="preserve">4.5%</w:t>
             </w:r>
           </w:p>
         </w:tc>
@@ -3159,7 +3159,7 @@
                 <w:sz w:val="18"/>
                 <w:szCs w:val="18"/>
               </w:rPr>
-              <w:t xml:space="preserve"> 7件</w:t>
+              <w:t xml:space="preserve"> 3件</w:t>
             </w:r>
           </w:p>
         </w:tc>
@@ -3196,7 +3196,7 @@
                 <w:sz w:val="20"/>
                 <w:szCs w:val="20"/>
               </w:rPr>
-              <w:t xml:space="preserve">6</w:t>
+              <w:t xml:space="preserve">4</w:t>
             </w:r>
           </w:p>
         </w:tc>
@@ -3231,7 +3231,7 @@
                 <w:sz w:val="20"/>
                 <w:szCs w:val="20"/>
               </w:rPr>
-              <w:t xml:space="preserve">3</w:t>
+              <w:t xml:space="preserve">1</w:t>
             </w:r>
           </w:p>
         </w:tc>
@@ -3266,7 +3266,7 @@
                 <w:sz w:val="20"/>
                 <w:szCs w:val="20"/>
               </w:rPr>
-              <w:t xml:space="preserve">2.4%</w:t>
+              <w:t xml:space="preserve">1.5%</w:t>
             </w:r>
           </w:p>
         </w:tc>
@@ -3291,7 +3291,7 @@
             <w:r>
               <w:rPr>
                 <w:rFonts w:ascii="Arial" w:cs="Arial" w:eastAsia="Arial" w:hAnsi="Arial"/>
-                <w:color w:val="E67E22"/>
+                <w:color w:val="C0392B"/>
                 <w:sz w:val="20"/>
                 <w:szCs w:val="20"/>
               </w:rPr>
@@ -3304,7 +3304,7 @@
                 <w:sz w:val="18"/>
                 <w:szCs w:val="18"/>
               </w:rPr>
-              <w:t xml:space="preserve"> 3件</w:t>
+              <w:t xml:space="preserve"> 1件</w:t>
             </w:r>
           </w:p>
         </w:tc>
@@ -3341,7 +3341,7 @@
                 <w:sz w:val="20"/>
                 <w:szCs w:val="20"/>
               </w:rPr>
-              <w:t xml:space="preserve">5</w:t>
+              <w:t xml:space="preserve">3</w:t>
             </w:r>
           </w:p>
         </w:tc>
@@ -3411,7 +3411,7 @@
                 <w:sz w:val="20"/>
                 <w:szCs w:val="20"/>
               </w:rPr>
-              <w:t xml:space="preserve">0.8%</w:t>
+              <w:t xml:space="preserve">1.5%</w:t>
             </w:r>
           </w:p>
         </w:tc>
@@ -3435,7 +3435,7 @@
             <w:r>
               <w:rPr>
                 <w:rFonts w:ascii="Arial" w:cs="Arial" w:eastAsia="Arial" w:hAnsi="Arial"/>
-                <w:color w:val="E67E22"/>
+                <w:color w:val="C0392B"/>
                 <w:sz w:val="20"/>
                 <w:szCs w:val="20"/>
               </w:rPr>
@@ -3485,7 +3485,7 @@
                 <w:sz w:val="20"/>
                 <w:szCs w:val="20"/>
               </w:rPr>
-              <w:t xml:space="preserve">4</w:t>
+              <w:t xml:space="preserve">2</w:t>
             </w:r>
           </w:p>
         </w:tc>
@@ -3520,7 +3520,7 @@
                 <w:sz w:val="20"/>
                 <w:szCs w:val="20"/>
               </w:rPr>
-              <w:t xml:space="preserve">1</w:t>
+              <w:t xml:space="preserve">3</w:t>
             </w:r>
           </w:p>
         </w:tc>
@@ -3555,7 +3555,7 @@
                 <w:sz w:val="20"/>
                 <w:szCs w:val="20"/>
               </w:rPr>
-              <w:t xml:space="preserve">0.8%</w:t>
+              <w:t xml:space="preserve">4.5%</w:t>
             </w:r>
           </w:p>
         </w:tc>
@@ -3584,296 +3584,7 @@
                 <w:sz w:val="20"/>
                 <w:szCs w:val="20"/>
               </w:rPr>
-              <w:t xml:space="preserve">█</w:t>
-            </w:r>
-            <w:r>
-              <w:rPr>
-                <w:rFonts w:ascii="Arial" w:cs="Arial" w:eastAsia="Arial" w:hAnsi="Arial"/>
-                <w:color w:val="666666"/>
-                <w:sz w:val="18"/>
-                <w:szCs w:val="18"/>
-              </w:rPr>
-              <w:t xml:space="preserve"> 1件</w:t>
-            </w:r>
-          </w:p>
-        </w:tc>
-      </w:tr>
-      <w:tr>
-        <w:tc>
-          <w:tcPr>
-            <w:tcW w:type="dxa" w:w="1200"/>
-            <w:tcBorders>
-              <w:top w:val="single" w:color="CCCCCC" w:sz="1"/>
-              <w:left w:val="single" w:color="CCCCCC" w:sz="1"/>
-              <w:bottom w:val="single" w:color="CCCCCC" w:sz="1"/>
-              <w:right w:val="single" w:color="CCCCCC" w:sz="1"/>
-            </w:tcBorders>
-            <w:shd w:fill="FFFFFF" w:val="clear"/>
-            <w:tcMar>
-              <w:top w:type="dxa" w:w="80"/>
-              <w:left w:type="dxa" w:w="120"/>
-              <w:bottom w:type="dxa" w:w="80"/>
-              <w:right w:type="dxa" w:w="120"/>
-            </w:tcMar>
-            <w:vAlign w:val="center"/>
-          </w:tcPr>
-          <w:p>
-            <w:pPr>
-              <w:jc w:val="center"/>
-            </w:pPr>
-            <w:r>
-              <w:rPr>
-                <w:rFonts w:ascii="Arial" w:cs="Arial" w:eastAsia="Arial" w:hAnsi="Arial"/>
-                <w:b/>
-                <w:bCs/>
-                <w:color w:val="333333"/>
-                <w:sz w:val="20"/>
-                <w:szCs w:val="20"/>
-              </w:rPr>
-              <w:t xml:space="preserve">3</w:t>
-            </w:r>
-          </w:p>
-        </w:tc>
-        <w:tc>
-          <w:tcPr>
-            <w:tcW w:type="dxa" w:w="1200"/>
-            <w:tcBorders>
-              <w:top w:val="single" w:color="CCCCCC" w:sz="1"/>
-              <w:left w:val="single" w:color="CCCCCC" w:sz="1"/>
-              <w:bottom w:val="single" w:color="CCCCCC" w:sz="1"/>
-              <w:right w:val="single" w:color="CCCCCC" w:sz="1"/>
-            </w:tcBorders>
-            <w:shd w:fill="FFFFFF" w:val="clear"/>
-            <w:tcMar>
-              <w:top w:type="dxa" w:w="80"/>
-              <w:left w:type="dxa" w:w="120"/>
-              <w:bottom w:type="dxa" w:w="80"/>
-              <w:right w:type="dxa" w:w="120"/>
-            </w:tcMar>
-            <w:vAlign w:val="center"/>
-          </w:tcPr>
-          <w:p>
-            <w:pPr>
-              <w:jc w:val="center"/>
-            </w:pPr>
-            <w:r>
-              <w:rPr>
-                <w:rFonts w:ascii="Arial" w:cs="Arial" w:eastAsia="Arial" w:hAnsi="Arial"/>
-                <w:b w:val="false"/>
-                <w:bCs w:val="false"/>
-                <w:color w:val="333333"/>
-                <w:sz w:val="20"/>
-                <w:szCs w:val="20"/>
-              </w:rPr>
-              <w:t xml:space="preserve">1</w:t>
-            </w:r>
-          </w:p>
-        </w:tc>
-        <w:tc>
-          <w:tcPr>
-            <w:tcW w:type="dxa" w:w="1500"/>
-            <w:tcBorders>
-              <w:top w:val="single" w:color="CCCCCC" w:sz="1"/>
-              <w:left w:val="single" w:color="CCCCCC" w:sz="1"/>
-              <w:bottom w:val="single" w:color="CCCCCC" w:sz="1"/>
-              <w:right w:val="single" w:color="CCCCCC" w:sz="1"/>
-            </w:tcBorders>
-            <w:shd w:fill="FFFFFF" w:val="clear"/>
-            <w:tcMar>
-              <w:top w:type="dxa" w:w="80"/>
-              <w:left w:type="dxa" w:w="120"/>
-              <w:bottom w:type="dxa" w:w="80"/>
-              <w:right w:type="dxa" w:w="120"/>
-            </w:tcMar>
-            <w:vAlign w:val="center"/>
-          </w:tcPr>
-          <w:p>
-            <w:pPr>
-              <w:jc w:val="center"/>
-            </w:pPr>
-            <w:r>
-              <w:rPr>
-                <w:rFonts w:ascii="Arial" w:cs="Arial" w:eastAsia="Arial" w:hAnsi="Arial"/>
-                <w:b w:val="false"/>
-                <w:bCs w:val="false"/>
-                <w:color w:val="333333"/>
-                <w:sz w:val="20"/>
-                <w:szCs w:val="20"/>
-              </w:rPr>
-              <w:t xml:space="preserve">0.8%</w:t>
-            </w:r>
-          </w:p>
-        </w:tc>
-        <w:tc>
-          <w:tcPr>
-            <w:tcW w:type="dxa" w:w="5126"/>
-            <w:tcBorders>
-              <w:top w:val="single" w:color="CCCCCC" w:sz="1"/>
-              <w:left w:val="single" w:color="CCCCCC" w:sz="1"/>
-              <w:bottom w:val="single" w:color="CCCCCC" w:sz="1"/>
-              <w:right w:val="single" w:color="CCCCCC" w:sz="1"/>
-            </w:tcBorders>
-            <w:tcMar>
-              <w:top w:type="dxa" w:w="80"/>
-              <w:left w:type="dxa" w:w="120"/>
-              <w:bottom w:type="dxa" w:w="80"/>
-              <w:right w:type="dxa" w:w="120"/>
-            </w:tcMar>
-          </w:tcPr>
-          <w:p>
-            <w:r>
-              <w:rPr>
-                <w:rFonts w:ascii="Arial" w:cs="Arial" w:eastAsia="Arial" w:hAnsi="Arial"/>
-                <w:color w:val="C0392B"/>
-                <w:sz w:val="20"/>
-                <w:szCs w:val="20"/>
-              </w:rPr>
-              <w:t xml:space="preserve">█</w:t>
-            </w:r>
-            <w:r>
-              <w:rPr>
-                <w:rFonts w:ascii="Arial" w:cs="Arial" w:eastAsia="Arial" w:hAnsi="Arial"/>
-                <w:color w:val="666666"/>
-                <w:sz w:val="18"/>
-                <w:szCs w:val="18"/>
-              </w:rPr>
-              <w:t xml:space="preserve"> 1件</w:t>
-            </w:r>
-          </w:p>
-        </w:tc>
-      </w:tr>
-      <w:tr>
-        <w:tc>
-          <w:tcPr>
-            <w:tcW w:type="dxa" w:w="1200"/>
-            <w:tcBorders>
-              <w:top w:val="single" w:color="CCCCCC" w:sz="1"/>
-              <w:left w:val="single" w:color="CCCCCC" w:sz="1"/>
-              <w:bottom w:val="single" w:color="CCCCCC" w:sz="1"/>
-              <w:right w:val="single" w:color="CCCCCC" w:sz="1"/>
-            </w:tcBorders>
-            <w:shd w:fill="F2F2F2" w:val="clear"/>
-            <w:tcMar>
-              <w:top w:type="dxa" w:w="80"/>
-              <w:left w:type="dxa" w:w="120"/>
-              <w:bottom w:type="dxa" w:w="80"/>
-              <w:right w:type="dxa" w:w="120"/>
-            </w:tcMar>
-            <w:vAlign w:val="center"/>
-          </w:tcPr>
-          <w:p>
-            <w:pPr>
-              <w:jc w:val="center"/>
-            </w:pPr>
-            <w:r>
-              <w:rPr>
-                <w:rFonts w:ascii="Arial" w:cs="Arial" w:eastAsia="Arial" w:hAnsi="Arial"/>
-                <w:b/>
-                <w:bCs/>
-                <w:color w:val="333333"/>
-                <w:sz w:val="20"/>
-                <w:szCs w:val="20"/>
-              </w:rPr>
-              <w:t xml:space="preserve">2</w:t>
-            </w:r>
-          </w:p>
-        </w:tc>
-        <w:tc>
-          <w:tcPr>
-            <w:tcW w:type="dxa" w:w="1200"/>
-            <w:tcBorders>
-              <w:top w:val="single" w:color="CCCCCC" w:sz="1"/>
-              <w:left w:val="single" w:color="CCCCCC" w:sz="1"/>
-              <w:bottom w:val="single" w:color="CCCCCC" w:sz="1"/>
-              <w:right w:val="single" w:color="CCCCCC" w:sz="1"/>
-            </w:tcBorders>
-            <w:shd w:fill="F2F2F2" w:val="clear"/>
-            <w:tcMar>
-              <w:top w:type="dxa" w:w="80"/>
-              <w:left w:type="dxa" w:w="120"/>
-              <w:bottom w:type="dxa" w:w="80"/>
-              <w:right w:type="dxa" w:w="120"/>
-            </w:tcMar>
-            <w:vAlign w:val="center"/>
-          </w:tcPr>
-          <w:p>
-            <w:pPr>
-              <w:jc w:val="center"/>
-            </w:pPr>
-            <w:r>
-              <w:rPr>
-                <w:rFonts w:ascii="Arial" w:cs="Arial" w:eastAsia="Arial" w:hAnsi="Arial"/>
-                <w:b w:val="false"/>
-                <w:bCs w:val="false"/>
-                <w:color w:val="333333"/>
-                <w:sz w:val="20"/>
-                <w:szCs w:val="20"/>
-              </w:rPr>
-              <w:t xml:space="preserve">3</w:t>
-            </w:r>
-          </w:p>
-        </w:tc>
-        <w:tc>
-          <w:tcPr>
-            <w:tcW w:type="dxa" w:w="1500"/>
-            <w:tcBorders>
-              <w:top w:val="single" w:color="CCCCCC" w:sz="1"/>
-              <w:left w:val="single" w:color="CCCCCC" w:sz="1"/>
-              <w:bottom w:val="single" w:color="CCCCCC" w:sz="1"/>
-              <w:right w:val="single" w:color="CCCCCC" w:sz="1"/>
-            </w:tcBorders>
-            <w:shd w:fill="F2F2F2" w:val="clear"/>
-            <w:tcMar>
-              <w:top w:type="dxa" w:w="80"/>
-              <w:left w:type="dxa" w:w="120"/>
-              <w:bottom w:type="dxa" w:w="80"/>
-              <w:right w:type="dxa" w:w="120"/>
-            </w:tcMar>
-            <w:vAlign w:val="center"/>
-          </w:tcPr>
-          <w:p>
-            <w:pPr>
-              <w:jc w:val="center"/>
-            </w:pPr>
-            <w:r>
-              <w:rPr>
-                <w:rFonts w:ascii="Arial" w:cs="Arial" w:eastAsia="Arial" w:hAnsi="Arial"/>
-                <w:b w:val="false"/>
-                <w:bCs w:val="false"/>
-                <w:color w:val="333333"/>
-                <w:sz w:val="20"/>
-                <w:szCs w:val="20"/>
-              </w:rPr>
-              <w:t xml:space="preserve">2.4%</w:t>
-            </w:r>
-          </w:p>
-        </w:tc>
-        <w:tc>
-          <w:tcPr>
-            <w:tcW w:type="dxa" w:w="5126"/>
-            <w:tcBorders>
-              <w:top w:val="single" w:color="CCCCCC" w:sz="1"/>
-              <w:left w:val="single" w:color="CCCCCC" w:sz="1"/>
-              <w:bottom w:val="single" w:color="CCCCCC" w:sz="1"/>
-              <w:right w:val="single" w:color="CCCCCC" w:sz="1"/>
-            </w:tcBorders>
-            <w:shd w:fill="F2F2F2" w:val="clear"/>
-            <w:tcMar>
-              <w:top w:type="dxa" w:w="80"/>
-              <w:left w:type="dxa" w:w="120"/>
-              <w:bottom w:type="dxa" w:w="80"/>
-              <w:right w:type="dxa" w:w="120"/>
-            </w:tcMar>
-          </w:tcPr>
-          <w:p>
-            <w:r>
-              <w:rPr>
-                <w:rFonts w:ascii="Arial" w:cs="Arial" w:eastAsia="Arial" w:hAnsi="Arial"/>
-                <w:color w:val="C0392B"/>
-                <w:sz w:val="20"/>
-                <w:szCs w:val="20"/>
-              </w:rPr>
-              <w:t xml:space="preserve">█</w:t>
+              <w:t xml:space="preserve">██</w:t>
             </w:r>
             <w:r>
               <w:rPr>
@@ -3958,7 +3669,7 @@
                 <w:sz w:val="24"/>
                 <w:szCs w:val="24"/>
               </w:rPr>
-              <w:t xml:space="preserve">109件（87.2%）</w:t>
+              <w:t xml:space="preserve">59件（88.1%）</w:t>
             </w:r>
           </w:p>
         </w:tc>
@@ -4009,7 +3720,7 @@
                 <w:sz w:val="24"/>
                 <w:szCs w:val="24"/>
               </w:rPr>
-              <w:t xml:space="preserve">11件（8.8%）</w:t>
+              <w:t xml:space="preserve">3件（4.5%）</w:t>
             </w:r>
           </w:p>
         </w:tc>
@@ -4060,7 +3771,7 @@
                 <w:sz w:val="24"/>
                 <w:szCs w:val="24"/>
               </w:rPr>
-              <w:t xml:space="preserve">5件（4.0%）</w:t>
+              <w:t xml:space="preserve">5件（7.5%）</w:t>
             </w:r>
           </w:p>
         </w:tc>
@@ -4299,7 +4010,7 @@
                 <w:sz w:val="20"/>
                 <w:szCs w:val="20"/>
               </w:rPr>
-              <w:t xml:space="preserve">49件</w:t>
+              <w:t xml:space="preserve">31件</w:t>
             </w:r>
           </w:p>
         </w:tc>
@@ -4404,7 +4115,7 @@
                 <w:sz w:val="20"/>
                 <w:szCs w:val="20"/>
               </w:rPr>
-              <w:t xml:space="preserve">38件</w:t>
+              <w:t xml:space="preserve">23件</w:t>
             </w:r>
           </w:p>
         </w:tc>
@@ -4510,7 +4221,7 @@
                 <w:sz w:val="20"/>
                 <w:szCs w:val="20"/>
               </w:rPr>
-              <w:t xml:space="preserve">29件</w:t>
+              <w:t xml:space="preserve">18件</w:t>
             </w:r>
           </w:p>
         </w:tc>
@@ -4581,7 +4292,7 @@
                 <w:sz w:val="20"/>
                 <w:szCs w:val="20"/>
               </w:rPr>
-              <w:t xml:space="preserve">朝食</w:t>
+              <w:t xml:space="preserve">清潔感</w:t>
             </w:r>
           </w:p>
         </w:tc>
@@ -4615,7 +4326,7 @@
                 <w:sz w:val="20"/>
                 <w:szCs w:val="20"/>
               </w:rPr>
-              <w:t xml:space="preserve">27件</w:t>
+              <w:t xml:space="preserve">14件</w:t>
             </w:r>
           </w:p>
         </w:tc>
@@ -4649,7 +4360,7 @@
                 <w:sz w:val="20"/>
                 <w:szCs w:val="20"/>
               </w:rPr>
-              <w:t xml:space="preserve">「ops. Breakfast was great.」「nce, breakfast.」</w:t>
+              <w:t xml:space="preserve">「屋も風呂も清潔で適度に広く、過ごしやすかったです。朝食も野菜」「屋も風呂も清潔で適度に広く、過ごしやすかったです。朝食も野菜」</w:t>
             </w:r>
           </w:p>
         </w:tc>
@@ -4686,7 +4397,7 @@
                 <w:sz w:val="20"/>
                 <w:szCs w:val="20"/>
               </w:rPr>
-              <w:t xml:space="preserve">清潔感</w:t>
+              <w:t xml:space="preserve">朝食</w:t>
             </w:r>
           </w:p>
         </w:tc>
@@ -4721,7 +4432,7 @@
                 <w:sz w:val="20"/>
                 <w:szCs w:val="20"/>
               </w:rPr>
-              <w:t xml:space="preserve">21件</w:t>
+              <w:t xml:space="preserve">14件</w:t>
             </w:r>
           </w:p>
         </w:tc>
@@ -4756,7 +4467,7 @@
                 <w:sz w:val="20"/>
                 <w:szCs w:val="20"/>
               </w:rPr>
-              <w:t xml:space="preserve">「屋も風呂も清潔で適度に広く、過ごしやすかったです。朝食も野菜」「屋も風呂も清潔で適度に広く、過ごしやすかったです。朝食も野菜」</w:t>
+              <w:t xml:space="preserve">「ops. Breakfast was great.」「nce, breakfast.」</w:t>
             </w:r>
           </w:p>
         </w:tc>
@@ -4900,7 +4611,7 @@
           <w:sz w:val="21"/>
           <w:szCs w:val="21"/>
         </w:rPr>
-        <w:t xml:space="preserve">コンフォートホテルERA東京東神田の最大の強みは「立地・アクセス」です。125件のレビュー中49件でこのテーマへの言及が確認されました。</w:t>
+        <w:t xml:space="preserve">コンフォートホテルERA東京東神田の最大の強みは「立地・アクセス」です。67件のレビュー中31件でこのテーマへの言及が確認されました。</w:t>
       </w:r>
     </w:p>
     <w:p>
@@ -5013,7 +4724,7 @@
           <w:sz w:val="21"/>
           <w:szCs w:val="21"/>
         </w:rPr>
-        <w:t xml:space="preserve">「部屋・設備」も38件のレビューで高く評価されており、コンフォートホテルERA東京東神田の重要な差別化要因となっています。</w:t>
+        <w:t xml:space="preserve">「部屋・設備」も23件のレビューで高く評価されており、コンフォートホテルERA東京東神田の重要な差別化要因となっています。</w:t>
       </w:r>
     </w:p>
     <w:p>
@@ -5246,11 +4957,11 @@
                 <w:rFonts w:ascii="Arial" w:cs="Arial" w:eastAsia="Arial" w:hAnsi="Arial"/>
                 <w:b/>
                 <w:bCs/>
-                <w:color w:val="C0392B"/>
+                <w:color w:val="E67E22"/>
                 <w:sz w:val="22"/>
                 <w:szCs w:val="22"/>
               </w:rPr>
-              <w:t xml:space="preserve">S</w:t>
+              <w:t xml:space="preserve">A</w:t>
             </w:r>
           </w:p>
         </w:tc>
@@ -5352,7 +5063,7 @@
                 <w:sz w:val="20"/>
                 <w:szCs w:val="20"/>
               </w:rPr>
-              <w:t xml:space="preserve">影響度・4件</w:t>
+              <w:t xml:space="preserve">影響度・2件</w:t>
             </w:r>
           </w:p>
         </w:tc>
@@ -7105,7 +6816,7 @@
                 <w:sz w:val="20"/>
                 <w:szCs w:val="20"/>
               </w:rPr>
-              <w:t xml:space="preserve">8.93点</w:t>
+              <w:t xml:space="preserve">8.78点</w:t>
             </w:r>
           </w:p>
         </w:tc>
@@ -7139,7 +6850,7 @@
                 <w:sz w:val="20"/>
                 <w:szCs w:val="20"/>
               </w:rPr>
-              <w:t xml:space="preserve">9.2点以上</w:t>
+              <w:t xml:space="preserve">9.1点以上</w:t>
             </w:r>
           </w:p>
         </w:tc>
@@ -7245,7 +6956,7 @@
                 <w:sz w:val="20"/>
                 <w:szCs w:val="20"/>
               </w:rPr>
-              <w:t xml:space="preserve">87.2%</w:t>
+              <w:t xml:space="preserve">88.1%</w:t>
             </w:r>
           </w:p>
         </w:tc>
@@ -7280,7 +6991,7 @@
                 <w:sz w:val="20"/>
                 <w:szCs w:val="20"/>
               </w:rPr>
-              <w:t xml:space="preserve">92%以上</w:t>
+              <w:t xml:space="preserve">93%以上</w:t>
             </w:r>
           </w:p>
         </w:tc>
@@ -7385,7 +7096,7 @@
                 <w:sz w:val="20"/>
                 <w:szCs w:val="20"/>
               </w:rPr>
-              <w:t xml:space="preserve">4.0%</w:t>
+              <w:t xml:space="preserve">7.5%</w:t>
             </w:r>
           </w:p>
         </w:tc>
@@ -7419,7 +7130,7 @@
                 <w:sz w:val="20"/>
                 <w:szCs w:val="20"/>
               </w:rPr>
-              <w:t xml:space="preserve">3.0%以下</w:t>
+              <w:t xml:space="preserve">6.5%以下</w:t>
             </w:r>
           </w:p>
         </w:tc>
@@ -7952,7 +7663,7 @@
                 <w:sz w:val="21"/>
                 <w:szCs w:val="21"/>
               </w:rPr>
-              <w:t xml:space="preserve">本分析では、コンフォートホテルERA東京東神田の2025年12月〜2026年3月の口コミ125件を包括的に評価しました。総合評価8.93点（10点換算）、高評価率87.2%という結果から、当ホテルのサービス品質は概ね高い水準にあることが確認できます。</w:t>
+              <w:t xml:space="preserve">本分析では、コンフォートホテルERA東京東神田の2025年12月〜2026年4月の口コミ67件を包括的に評価しました。総合評価8.78点（10点換算）、高評価率88.1%という結果から、当ホテルのサービス品質は概ね高い水準にあることが確認できます。</w:t>
             </w:r>
           </w:p>
           <w:p>
@@ -7994,7 +7705,7 @@
                 <w:sz w:val="21"/>
                 <w:szCs w:val="21"/>
               </w:rPr>
-              <w:t xml:space="preserve">Phase 1の即時対応施策から着実に実行し、6ヶ月以内に全体平均9.2点以上、高評価率92%以上を目指すことを推奨いたします。</w:t>
+              <w:t xml:space="preserve">Phase 1の即時対応施策から着実に実行し、6ヶ月以内に全体平均9.1点以上、高評価率93%以上を目指すことを推奨いたします。</w:t>
             </w:r>
           </w:p>
           <w:p>
